--- a/templates/2. Requirement Analysis/Data Flow Diagrams and User Stories.docx
+++ b/templates/2. Requirement Analysis/Data Flow Diagrams and User Stories.docx
@@ -280,11 +280,9 @@
         </w:rPr>
       </w:pPr>
       <w:r>
-        <w:rPr>
-          <w:rFonts w:ascii="Arial" w:cs="Arial" w:eastAsia="Arial" w:hAnsi="Arial"/>
-          <w:rtl w:val="0"/>
-        </w:rPr>
-        <w:t xml:space="preserve">A Data Flow Diagram (DFD) is a traditional visual representation of the information flows within a system. A neat and clear DFD can depict the right amount of the system requirement graphically. It shows how data enters and leaves the system, what changes the information, and where data is stored.</w:t>
+        <w:t>DFD Logic:</w:t>
+        <w:br/>
+        <w:t>Devotee User -&gt; React FE -&gt; Express API -&gt; Auth Middleware -&gt; Mongoose/JSON DB Fallback -&gt; QR SVGs</w:t>
       </w:r>
     </w:p>
     <w:p>
